--- a/relatórios/Relatorio_de_Testes_com_Usuario_befit_Lucas.docx
+++ b/relatórios/Relatorio_de_Testes_com_Usuario_befit_Lucas.docx
@@ -5177,7 +5177,6 @@
       <w:tc>
         <w:tcPr>
           <w:tcW w:w="9638" w:type="dxa"/>
-          <w:shd w:val="clear" w:color="auto" w:fill="0D0D0D"/>
           <w:vAlign w:val="center"/>
         </w:tcPr>
         <w:p>
@@ -5188,6 +5187,59 @@
               <w:color w:val="FFFFFF"/>
             </w:rPr>
           </w:pPr>
+          <w:r>
+            <w:rPr>
+              <w:noProof/>
+            </w:rPr>
+            <w:drawing>
+              <wp:inline distT="0" distB="0" distL="0" distR="0" wp14:anchorId="5D04D8EF" wp14:editId="5811F6A9">
+                <wp:extent cx="1215913" cy="619125"/>
+                <wp:effectExtent l="0" t="0" r="3810" b="0"/>
+                <wp:docPr id="71167232" name="Imagem 1"/>
+                <wp:cNvGraphicFramePr>
+                  <a:graphicFrameLocks xmlns:a="http://schemas.openxmlformats.org/drawingml/2006/main" noChangeAspect="1"/>
+                </wp:cNvGraphicFramePr>
+                <a:graphic xmlns:a="http://schemas.openxmlformats.org/drawingml/2006/main">
+                  <a:graphicData uri="http://schemas.openxmlformats.org/drawingml/2006/picture">
+                    <pic:pic xmlns:pic="http://schemas.openxmlformats.org/drawingml/2006/picture">
+                      <pic:nvPicPr>
+                        <pic:cNvPr id="0" name="Picture 1"/>
+                        <pic:cNvPicPr>
+                          <a:picLocks noChangeAspect="1" noChangeArrowheads="1"/>
+                        </pic:cNvPicPr>
+                      </pic:nvPicPr>
+                      <pic:blipFill>
+                        <a:blip r:embed="rId1">
+                          <a:extLst>
+                            <a:ext uri="{28A0092B-C50C-407E-A947-70E740481C1C}">
+                              <a14:useLocalDpi xmlns:a14="http://schemas.microsoft.com/office/drawing/2010/main" val="0"/>
+                            </a:ext>
+                          </a:extLst>
+                        </a:blip>
+                        <a:srcRect/>
+                        <a:stretch>
+                          <a:fillRect/>
+                        </a:stretch>
+                      </pic:blipFill>
+                      <pic:spPr bwMode="auto">
+                        <a:xfrm>
+                          <a:off x="0" y="0"/>
+                          <a:ext cx="1245797" cy="634341"/>
+                        </a:xfrm>
+                        <a:prstGeom prst="rect">
+                          <a:avLst/>
+                        </a:prstGeom>
+                        <a:noFill/>
+                        <a:ln>
+                          <a:noFill/>
+                        </a:ln>
+                      </pic:spPr>
+                    </pic:pic>
+                  </a:graphicData>
+                </a:graphic>
+              </wp:inline>
+            </w:drawing>
+          </w:r>
         </w:p>
       </w:tc>
     </w:tr>
@@ -5196,57 +5248,6 @@
     <w:pPr>
       <w:pStyle w:val="Cabealho"/>
     </w:pPr>
-    <w:r>
-      <w:rPr>
-        <w:noProof/>
-        <w:lang w:val="pt-BR" w:eastAsia="pt-BR"/>
-      </w:rPr>
-      <w:drawing>
-        <wp:anchor distT="0" distB="0" distL="0" distR="0" simplePos="0" relativeHeight="5" behindDoc="1" locked="0" layoutInCell="1" allowOverlap="1" wp14:anchorId="7F1EB968" wp14:editId="58BBCDE8">
-          <wp:simplePos x="0" y="0"/>
-          <wp:positionH relativeFrom="column">
-            <wp:posOffset>-953135</wp:posOffset>
-          </wp:positionH>
-          <wp:positionV relativeFrom="paragraph">
-            <wp:posOffset>-238760</wp:posOffset>
-          </wp:positionV>
-          <wp:extent cx="3247390" cy="244475"/>
-          <wp:effectExtent l="0" t="0" r="0" b="0"/>
-          <wp:wrapNone/>
-          <wp:docPr id="1" name="Picture" descr="Usability.gov: Improving the User Experience"/>
-          <wp:cNvGraphicFramePr>
-            <a:graphicFrameLocks xmlns:a="http://schemas.openxmlformats.org/drawingml/2006/main" noChangeAspect="1"/>
-          </wp:cNvGraphicFramePr>
-          <a:graphic xmlns:a="http://schemas.openxmlformats.org/drawingml/2006/main">
-            <a:graphicData uri="http://schemas.openxmlformats.org/drawingml/2006/picture">
-              <pic:pic xmlns:pic="http://schemas.openxmlformats.org/drawingml/2006/picture">
-                <pic:nvPicPr>
-                  <pic:cNvPr id="1" name="Picture" descr="Usability.gov: Improving the User Experience"/>
-                  <pic:cNvPicPr>
-                    <a:picLocks noChangeAspect="1" noChangeArrowheads="1"/>
-                  </pic:cNvPicPr>
-                </pic:nvPicPr>
-                <pic:blipFill>
-                  <a:blip r:embed="rId1"/>
-                  <a:stretch>
-                    <a:fillRect/>
-                  </a:stretch>
-                </pic:blipFill>
-                <pic:spPr bwMode="auto">
-                  <a:xfrm>
-                    <a:off x="0" y="0"/>
-                    <a:ext cx="3247390" cy="244475"/>
-                  </a:xfrm>
-                  <a:prstGeom prst="rect">
-                    <a:avLst/>
-                  </a:prstGeom>
-                </pic:spPr>
-              </pic:pic>
-            </a:graphicData>
-          </a:graphic>
-        </wp:anchor>
-      </w:drawing>
-    </w:r>
   </w:p>
 </w:hdr>
 </file>
